--- a/word/fiche-levee-reserves.docx
+++ b/word/fiche-levee-reserves.docx
@@ -2,144 +2,364 @@
 <file path=word/document.xml><?xml version="1.0" encoding="utf-8"?>
 <w:document xmlns:wpc="http://schemas.microsoft.com/office/word/2010/wordprocessingCanvas" xmlns:mc="http://schemas.openxmlformats.org/markup-compatibility/2006" xmlns:o="urn:schemas-microsoft-com:office:office" xmlns:r="http://schemas.openxmlformats.org/officeDocument/2006/relationships" xmlns:m="http://schemas.openxmlformats.org/officeDocument/2006/math" xmlns:v="urn:schemas-microsoft-com:vml" xmlns:wp14="http://schemas.microsoft.com/office/word/2010/wordprocessingDrawing" xmlns:wp="http://schemas.openxmlformats.org/drawingml/2006/wordprocessingDrawing" xmlns:w10="urn:schemas-microsoft-com:office:word" xmlns:w="http://schemas.openxmlformats.org/wordprocessingml/2006/main" xmlns:w14="http://schemas.microsoft.com/office/word/2010/wordml" xmlns:w15="http://schemas.microsoft.com/office/word/2012/wordml" xmlns:wpg="http://schemas.microsoft.com/office/word/2010/wordprocessingGroup" xmlns:wpi="http://schemas.microsoft.com/office/word/2010/wordprocessingInk" xmlns:wne="http://schemas.microsoft.com/office/word/2006/wordml" xmlns:wps="http://schemas.microsoft.com/office/word/2010/wordprocessingShape" xmlns:cx="http://schemas.microsoft.com/office/drawing/2014/chartex" xmlns:cx1="http://schemas.microsoft.com/office/drawing/2015/9/8/chartex" xmlns:cx2="http://schemas.microsoft.com/office/drawing/2015/10/21/chartex" xmlns:cx3="http://schemas.microsoft.com/office/drawing/2016/5/9/chartex" xmlns:cx4="http://schemas.microsoft.com/office/drawing/2016/5/10/chartex" xmlns:cx5="http://schemas.microsoft.com/office/drawing/2016/5/11/chartex" xmlns:cx6="http://schemas.microsoft.com/office/drawing/2016/5/12/chartex" xmlns:cx7="http://schemas.microsoft.com/office/drawing/2016/5/13/chartex" xmlns:cx8="http://schemas.microsoft.com/office/drawing/2016/5/14/chartex" xmlns:aink="http://schemas.microsoft.com/office/drawing/2016/ink" xmlns:am3d="http://schemas.microsoft.com/office/drawing/2017/model3d" xmlns:w16cex="http://schemas.microsoft.com/office/word/2018/wordml/cex" xmlns:w16cid="http://schemas.microsoft.com/office/word/2016/wordml/cid" xmlns:w16="http://schemas.microsoft.com/office/word/2018/wordml" xmlns:w16sdtdh="http://schemas.microsoft.com/office/word/2020/wordml/sdtdatahash" xmlns:w16se="http://schemas.microsoft.com/office/word/2015/wordml/symex" mc:Ignorable="w14 w15 wp14">
   <w:body>
+    <w:tbl>
+      <w:tblPr>
+        <w:tblW w:type="pct" w:w="5000"/>
+        <w:tblBorders>
+          <w:top w:val="none" w:color="FFFFFF" w:sz="0"/>
+          <w:left w:val="none" w:color="FFFFFF" w:sz="0"/>
+          <w:bottom w:val="none" w:color="FFFFFF" w:sz="0"/>
+          <w:right w:val="none" w:color="FFFFFF" w:sz="0"/>
+          <w:insideH w:val="none" w:color="FFFFFF" w:sz="0"/>
+          <w:insideV w:val="none" w:color="FFFFFF" w:sz="0"/>
+        </w:tblBorders>
+      </w:tblPr>
+      <w:tblGrid>
+        <w:gridCol w:w="2604"/>
+        <w:gridCol w:w="8425"/>
+        <w:gridCol w:w="4289"/>
+      </w:tblGrid>
+      <w:tr>
+        <w:trPr>
+          <w:trHeight w:val="1250" w:hRule="atLeast"/>
+        </w:trPr>
+        <w:tc>
+          <w:tcPr>
+            <w:tcW w:type="pct" w:w="850"/>
+            <w:tcBorders>
+              <w:top w:val="dashed" w:color="B8C4D2" w:sz="6"/>
+              <w:left w:val="dashed" w:color="B8C4D2" w:sz="6"/>
+              <w:bottom w:val="dashed" w:color="B8C4D2" w:sz="6"/>
+              <w:right w:val="dashed" w:color="B8C4D2" w:sz="6"/>
+            </w:tcBorders>
+            <w:tcMar>
+              <w:top w:type="dxa" w:w="70"/>
+              <w:left w:type="dxa" w:w="110"/>
+              <w:bottom w:type="dxa" w:w="70"/>
+              <w:right w:type="dxa" w:w="110"/>
+            </w:tcMar>
+            <w:vAlign w:val="center"/>
+          </w:tcPr>
+          <w:p>
+            <w:pPr>
+              <w:spacing w:after="0" w:before="0"/>
+              <w:jc w:val="center"/>
+            </w:pPr>
+            <w:r>
+              <w:rPr>
+                <w:rFonts w:ascii="Calibri" w:cs="Calibri" w:eastAsia="Calibri" w:hAnsi="Calibri"/>
+                <w:i/>
+                <w:iCs/>
+                <w:color w:val="5A6B80"/>
+                <w:sz w:val="16"/>
+                <w:szCs w:val="16"/>
+              </w:rPr>
+              <w:t xml:space="preserve">Votre logo</w:t>
+            </w:r>
+          </w:p>
+        </w:tc>
+        <w:tc>
+          <w:tcPr>
+            <w:tcW w:type="pct" w:w="2750"/>
+            <w:tcBorders>
+              <w:top w:val="single" w:color="12314F" w:sz="4"/>
+              <w:left w:val="single" w:color="12314F" w:sz="4"/>
+              <w:bottom w:val="single" w:color="12314F" w:sz="4"/>
+              <w:right w:val="single" w:color="12314F" w:sz="4"/>
+            </w:tcBorders>
+            <w:shd w:fill="12314F" w:color="auto" w:val="clear"/>
+            <w:tcMar>
+              <w:top w:type="dxa" w:w="70"/>
+              <w:left w:type="dxa" w:w="110"/>
+              <w:bottom w:type="dxa" w:w="70"/>
+              <w:right w:type="dxa" w:w="110"/>
+            </w:tcMar>
+            <w:vAlign w:val="center"/>
+          </w:tcPr>
+          <w:p>
+            <w:pPr>
+              <w:spacing w:after="0" w:before="0"/>
+            </w:pPr>
+            <w:r>
+              <w:rPr>
+                <w:rFonts w:ascii="Calibri" w:cs="Calibri" w:eastAsia="Calibri" w:hAnsi="Calibri"/>
+                <w:b/>
+                <w:bCs/>
+                <w:color w:val="FFFFFF"/>
+                <w:sz w:val="30"/>
+                <w:szCs w:val="30"/>
+              </w:rPr>
+              <w:t xml:space="preserve">Suivi de levée des réserves</w:t>
+            </w:r>
+          </w:p>
+          <w:p>
+            <w:pPr>
+              <w:spacing w:after="0" w:before="60"/>
+            </w:pPr>
+            <w:r>
+              <w:rPr>
+                <w:rFonts w:ascii="Calibri" w:cs="Calibri" w:eastAsia="Calibri" w:hAnsi="Calibri"/>
+                <w:color w:val="D6E0EC"/>
+                <w:sz w:val="17"/>
+                <w:szCs w:val="17"/>
+              </w:rPr>
+              <w:t xml:space="preserve">Une fiche qui relie chaque réserve à une action, une date et un élément de vérification.</w:t>
+            </w:r>
+          </w:p>
+        </w:tc>
+        <w:tc>
+          <w:tcPr>
+            <w:tcW w:type="pct" w:w="1400"/>
+            <w:shd w:fill="F2F6FA" w:color="auto" w:val="clear"/>
+            <w:tcMar>
+              <w:top w:type="dxa" w:w="70"/>
+              <w:left w:type="dxa" w:w="110"/>
+              <w:bottom w:type="dxa" w:w="70"/>
+              <w:right w:type="dxa" w:w="110"/>
+            </w:tcMar>
+            <w:vAlign w:val="center"/>
+          </w:tcPr>
+          <w:p>
+            <w:pPr>
+              <w:spacing w:after="140" w:before="0"/>
+            </w:pPr>
+            <w:r>
+              <w:rPr>
+                <w:rFonts w:ascii="Calibri" w:cs="Calibri" w:eastAsia="Calibri" w:hAnsi="Calibri"/>
+                <w:b/>
+                <w:bCs/>
+                <w:color w:val="12314F"/>
+                <w:sz w:val="16"/>
+                <w:szCs w:val="16"/>
+              </w:rPr>
+              <w:t xml:space="preserve">Référence</w:t>
+            </w:r>
+          </w:p>
+          <w:p>
+            <w:pPr>
+              <w:spacing w:after="140" w:before="200"/>
+            </w:pPr>
+            <w:r>
+              <w:rPr>
+                <w:rFonts w:ascii="Calibri" w:cs="Calibri" w:eastAsia="Calibri" w:hAnsi="Calibri"/>
+                <w:b/>
+                <w:bCs/>
+                <w:color w:val="12314F"/>
+                <w:sz w:val="16"/>
+                <w:szCs w:val="16"/>
+              </w:rPr>
+              <w:t xml:space="preserve">Mis à jour le</w:t>
+            </w:r>
+          </w:p>
+        </w:tc>
+      </w:tr>
+    </w:tbl>
     <w:p>
       <w:pPr>
-        <w:pStyle w:val="Title"/>
+        <w:spacing w:after="80"/>
       </w:pPr>
-      <w:r>
-        <w:rPr>
-          <w:rFonts w:ascii="Calibri" w:cs="Calibri" w:eastAsia="Calibri" w:hAnsi="Calibri"/>
-          <w:b/>
-          <w:bCs/>
-          <w:color w:val="12314F"/>
-          <w:sz w:val="36"/>
-          <w:szCs w:val="36"/>
-        </w:rPr>
-        <w:t xml:space="preserve">Suivi de levée des réserves</w:t>
-      </w:r>
-    </w:p>
-    <w:p>
-      <w:pPr>
-        <w:spacing w:after="200"/>
-      </w:pPr>
-      <w:r>
-        <w:rPr>
-          <w:rFonts w:ascii="Calibri" w:cs="Calibri" w:eastAsia="Calibri" w:hAnsi="Calibri"/>
-          <w:color w:val="5A6B80"/>
-          <w:sz w:val="20"/>
-          <w:szCs w:val="20"/>
-        </w:rPr>
-        <w:t xml:space="preserve">Une fiche qui relie chaque réserve à une action, une date et un élément de vérification.</w:t>
-      </w:r>
     </w:p>
     <w:tbl>
       <w:tblPr>
         <w:tblW w:type="pct" w:w="5000"/>
         <w:tblBorders>
-          <w:top w:val="single" w:color="auto" w:sz="4"/>
-          <w:left w:val="single" w:color="auto" w:sz="4"/>
-          <w:bottom w:val="single" w:color="auto" w:sz="4"/>
-          <w:right w:val="single" w:color="auto" w:sz="4"/>
-          <w:insideH w:val="single" w:color="auto" w:sz="4"/>
-          <w:insideV w:val="single" w:color="auto" w:sz="4"/>
+          <w:top w:val="single" w:color="D5DCE5" w:sz="4"/>
+          <w:left w:val="single" w:color="D5DCE5" w:sz="4"/>
+          <w:bottom w:val="single" w:color="D5DCE5" w:sz="4"/>
+          <w:right w:val="single" w:color="D5DCE5" w:sz="4"/>
+          <w:insideH w:val="single" w:color="D5DCE5" w:sz="4"/>
+          <w:insideV w:val="single" w:color="D5DCE5" w:sz="4"/>
         </w:tblBorders>
       </w:tblPr>
       <w:tblGrid>
-        <w:gridCol w:w="5053"/>
-        <w:gridCol w:w="5053"/>
+        <w:gridCol w:w="3370"/>
+        <w:gridCol w:w="4289"/>
+        <w:gridCol w:w="3370"/>
+        <w:gridCol w:w="4289"/>
       </w:tblGrid>
       <w:tr>
-        <w:tc>
-          <w:tcPr>
-            <w:tcW w:type="pct" w:w="2500"/>
-            <w:tcMar>
-              <w:top w:type="dxa" w:w="80"/>
-              <w:left w:type="dxa" w:w="100"/>
-              <w:bottom w:type="dxa" w:w="80"/>
-              <w:right w:type="dxa" w:w="100"/>
-            </w:tcMar>
-          </w:tcPr>
-          <w:p>
-            <w:r>
-              <w:rPr>
-                <w:rFonts w:ascii="Calibri" w:cs="Calibri" w:eastAsia="Calibri" w:hAnsi="Calibri"/>
-                <w:b/>
-                <w:bCs/>
-                <w:sz w:val="20"/>
-                <w:szCs w:val="20"/>
-              </w:rPr>
-              <w:t xml:space="preserve">Établissement :</w:t>
-            </w:r>
-          </w:p>
-        </w:tc>
-        <w:tc>
-          <w:tcPr>
-            <w:tcW w:type="pct" w:w="2500"/>
-            <w:tcMar>
-              <w:top w:type="dxa" w:w="80"/>
-              <w:left w:type="dxa" w:w="100"/>
-              <w:bottom w:type="dxa" w:w="80"/>
-              <w:right w:type="dxa" w:w="100"/>
-            </w:tcMar>
-          </w:tcPr>
-          <w:p>
-            <w:r>
-              <w:rPr>
-                <w:rFonts w:ascii="Calibri" w:cs="Calibri" w:eastAsia="Calibri" w:hAnsi="Calibri"/>
-                <w:b/>
-                <w:bCs/>
-                <w:sz w:val="20"/>
-                <w:szCs w:val="20"/>
-              </w:rPr>
-              <w:t xml:space="preserve">Site / atelier :</w:t>
-            </w:r>
+        <w:trPr>
+          <w:trHeight w:val="440" w:hRule="atLeast"/>
+        </w:trPr>
+        <w:tc>
+          <w:tcPr>
+            <w:tcW w:type="pct" w:w="1100"/>
+            <w:shd w:fill="F2F6FA" w:color="auto" w:val="clear"/>
+            <w:tcMar>
+              <w:top w:type="dxa" w:w="70"/>
+              <w:left w:type="dxa" w:w="110"/>
+              <w:bottom w:type="dxa" w:w="70"/>
+              <w:right w:type="dxa" w:w="110"/>
+            </w:tcMar>
+            <w:vAlign w:val="center"/>
+          </w:tcPr>
+          <w:p>
+            <w:pPr>
+              <w:spacing w:after="0" w:before="0"/>
+            </w:pPr>
+            <w:r>
+              <w:rPr>
+                <w:rFonts w:ascii="Calibri" w:cs="Calibri" w:eastAsia="Calibri" w:hAnsi="Calibri"/>
+                <w:color w:val="5A6B80"/>
+                <w:sz w:val="16"/>
+                <w:szCs w:val="16"/>
+              </w:rPr>
+              <w:t xml:space="preserve">Établissement</w:t>
+            </w:r>
+          </w:p>
+        </w:tc>
+        <w:tc>
+          <w:tcPr>
+            <w:tcW w:type="pct" w:w="1400"/>
+            <w:tcMar>
+              <w:top w:type="dxa" w:w="70"/>
+              <w:left w:type="dxa" w:w="110"/>
+              <w:bottom w:type="dxa" w:w="70"/>
+              <w:right w:type="dxa" w:w="110"/>
+            </w:tcMar>
+            <w:vAlign w:val="center"/>
+          </w:tcPr>
+          <w:p>
+            <w:pPr>
+              <w:spacing w:after="0" w:before="0"/>
+            </w:pPr>
+          </w:p>
+        </w:tc>
+        <w:tc>
+          <w:tcPr>
+            <w:tcW w:type="pct" w:w="1100"/>
+            <w:shd w:fill="F2F6FA" w:color="auto" w:val="clear"/>
+            <w:tcMar>
+              <w:top w:type="dxa" w:w="70"/>
+              <w:left w:type="dxa" w:w="110"/>
+              <w:bottom w:type="dxa" w:w="70"/>
+              <w:right w:type="dxa" w:w="110"/>
+            </w:tcMar>
+            <w:vAlign w:val="center"/>
+          </w:tcPr>
+          <w:p>
+            <w:pPr>
+              <w:spacing w:after="0" w:before="0"/>
+            </w:pPr>
+            <w:r>
+              <w:rPr>
+                <w:rFonts w:ascii="Calibri" w:cs="Calibri" w:eastAsia="Calibri" w:hAnsi="Calibri"/>
+                <w:color w:val="5A6B80"/>
+                <w:sz w:val="16"/>
+                <w:szCs w:val="16"/>
+              </w:rPr>
+              <w:t xml:space="preserve">Site / atelier</w:t>
+            </w:r>
+          </w:p>
+        </w:tc>
+        <w:tc>
+          <w:tcPr>
+            <w:tcW w:type="pct" w:w="1400"/>
+            <w:tcMar>
+              <w:top w:type="dxa" w:w="70"/>
+              <w:left w:type="dxa" w:w="110"/>
+              <w:bottom w:type="dxa" w:w="70"/>
+              <w:right w:type="dxa" w:w="110"/>
+            </w:tcMar>
+            <w:vAlign w:val="center"/>
+          </w:tcPr>
+          <w:p>
+            <w:pPr>
+              <w:spacing w:after="0" w:before="0"/>
+            </w:pPr>
           </w:p>
         </w:tc>
       </w:tr>
       <w:tr>
-        <w:tc>
-          <w:tcPr>
-            <w:tcMar>
-              <w:top w:type="dxa" w:w="80"/>
-              <w:left w:type="dxa" w:w="100"/>
-              <w:bottom w:type="dxa" w:w="80"/>
-              <w:right w:type="dxa" w:w="100"/>
-            </w:tcMar>
-          </w:tcPr>
-          <w:p>
-            <w:r>
-              <w:rPr>
-                <w:rFonts w:ascii="Calibri" w:cs="Calibri" w:eastAsia="Calibri" w:hAnsi="Calibri"/>
-                <w:b/>
-                <w:bCs/>
-                <w:sz w:val="20"/>
-                <w:szCs w:val="20"/>
-              </w:rPr>
-              <w:t xml:space="preserve">Date :</w:t>
-            </w:r>
-          </w:p>
-        </w:tc>
-        <w:tc>
-          <w:tcPr>
-            <w:tcMar>
-              <w:top w:type="dxa" w:w="80"/>
-              <w:left w:type="dxa" w:w="100"/>
-              <w:bottom w:type="dxa" w:w="80"/>
-              <w:right w:type="dxa" w:w="100"/>
-            </w:tcMar>
-          </w:tcPr>
-          <w:p>
-            <w:r>
-              <w:rPr>
-                <w:rFonts w:ascii="Calibri" w:cs="Calibri" w:eastAsia="Calibri" w:hAnsi="Calibri"/>
-                <w:i/>
-                <w:iCs/>
+        <w:trPr>
+          <w:trHeight w:val="440" w:hRule="atLeast"/>
+        </w:trPr>
+        <w:tc>
+          <w:tcPr>
+            <w:tcW w:type="pct" w:w="1100"/>
+            <w:shd w:fill="F2F6FA" w:color="auto" w:val="clear"/>
+            <w:tcMar>
+              <w:top w:type="dxa" w:w="70"/>
+              <w:left w:type="dxa" w:w="110"/>
+              <w:bottom w:type="dxa" w:w="70"/>
+              <w:right w:type="dxa" w:w="110"/>
+            </w:tcMar>
+            <w:vAlign w:val="center"/>
+          </w:tcPr>
+          <w:p>
+            <w:pPr>
+              <w:spacing w:after="0" w:before="0"/>
+            </w:pPr>
+            <w:r>
+              <w:rPr>
+                <w:rFonts w:ascii="Calibri" w:cs="Calibri" w:eastAsia="Calibri" w:hAnsi="Calibri"/>
                 <w:color w:val="5A6B80"/>
-                <w:sz w:val="20"/>
-                <w:szCs w:val="20"/>
-              </w:rPr>
-              <w:t xml:space="preserve">Votre logo ici</w:t>
-            </w:r>
+                <w:sz w:val="16"/>
+                <w:szCs w:val="16"/>
+              </w:rPr>
+              <w:t xml:space="preserve">Période</w:t>
+            </w:r>
+          </w:p>
+        </w:tc>
+        <w:tc>
+          <w:tcPr>
+            <w:tcW w:type="pct" w:w="1400"/>
+            <w:tcMar>
+              <w:top w:type="dxa" w:w="70"/>
+              <w:left w:type="dxa" w:w="110"/>
+              <w:bottom w:type="dxa" w:w="70"/>
+              <w:right w:type="dxa" w:w="110"/>
+            </w:tcMar>
+            <w:vAlign w:val="center"/>
+          </w:tcPr>
+          <w:p>
+            <w:pPr>
+              <w:spacing w:after="0" w:before="0"/>
+            </w:pPr>
+          </w:p>
+        </w:tc>
+        <w:tc>
+          <w:tcPr>
+            <w:tcW w:type="pct" w:w="1100"/>
+            <w:shd w:fill="F2F6FA" w:color="auto" w:val="clear"/>
+            <w:tcMar>
+              <w:top w:type="dxa" w:w="70"/>
+              <w:left w:type="dxa" w:w="110"/>
+              <w:bottom w:type="dxa" w:w="70"/>
+              <w:right w:type="dxa" w:w="110"/>
+            </w:tcMar>
+            <w:vAlign w:val="center"/>
+          </w:tcPr>
+          <w:p>
+            <w:pPr>
+              <w:spacing w:after="0" w:before="0"/>
+            </w:pPr>
+            <w:r>
+              <w:rPr>
+                <w:rFonts w:ascii="Calibri" w:cs="Calibri" w:eastAsia="Calibri" w:hAnsi="Calibri"/>
+                <w:color w:val="5A6B80"/>
+                <w:sz w:val="16"/>
+                <w:szCs w:val="16"/>
+              </w:rPr>
+              <w:t xml:space="preserve">Tenu par</w:t>
+            </w:r>
+          </w:p>
+        </w:tc>
+        <w:tc>
+          <w:tcPr>
+            <w:tcW w:type="pct" w:w="1400"/>
+            <w:tcMar>
+              <w:top w:type="dxa" w:w="70"/>
+              <w:left w:type="dxa" w:w="110"/>
+              <w:bottom w:type="dxa" w:w="70"/>
+              <w:right w:type="dxa" w:w="110"/>
+            </w:tcMar>
+            <w:vAlign w:val="center"/>
+          </w:tcPr>
+          <w:p>
+            <w:pPr>
+              <w:spacing w:after="0" w:before="0"/>
+            </w:pPr>
           </w:p>
         </w:tc>
       </w:tr>
@@ -153,18 +373,21 @@
       <w:tblPr>
         <w:tblW w:type="pct" w:w="5000"/>
         <w:tblBorders>
-          <w:top w:val="single" w:color="auto" w:sz="4"/>
-          <w:left w:val="single" w:color="auto" w:sz="4"/>
-          <w:bottom w:val="single" w:color="auto" w:sz="4"/>
-          <w:right w:val="single" w:color="auto" w:sz="4"/>
-          <w:insideH w:val="single" w:color="auto" w:sz="4"/>
-          <w:insideV w:val="single" w:color="auto" w:sz="4"/>
+          <w:top w:val="single" w:color="D5DCE5" w:sz="4"/>
+          <w:left w:val="single" w:color="D5DCE5" w:sz="4"/>
+          <w:bottom w:val="single" w:color="D5DCE5" w:sz="4"/>
+          <w:right w:val="single" w:color="D5DCE5" w:sz="4"/>
+          <w:insideH w:val="single" w:color="D5DCE5" w:sz="4"/>
+          <w:insideV w:val="single" w:color="D5DCE5" w:sz="4"/>
         </w:tblBorders>
       </w:tblPr>
       <w:tblGrid>
-        <w:gridCol w:w="3032"/>
-        <w:gridCol w:w="3032"/>
-        <w:gridCol w:w="4042"/>
+        <w:gridCol w:w="1072"/>
+        <w:gridCol w:w="2849"/>
+        <w:gridCol w:w="2849"/>
+        <w:gridCol w:w="2849"/>
+        <w:gridCol w:w="2849"/>
+        <w:gridCol w:w="2849"/>
       </w:tblGrid>
       <w:tr>
         <w:trPr>
@@ -172,76 +395,367 @@
         </w:trPr>
         <w:tc>
           <w:tcPr>
-            <w:tcW w:type="pct" w:w="1500"/>
+            <w:tcW w:type="pct" w:w="350"/>
+            <w:tcBorders>
+              <w:top w:val="single" w:color="12314F" w:sz="4"/>
+              <w:left w:val="single" w:color="12314F" w:sz="4"/>
+              <w:bottom w:val="single" w:color="12314F" w:sz="4"/>
+              <w:right w:val="single" w:color="12314F" w:sz="4"/>
+            </w:tcBorders>
             <w:shd w:fill="12314F" w:color="auto" w:val="clear"/>
             <w:tcMar>
-              <w:top w:type="dxa" w:w="80"/>
-              <w:left w:type="dxa" w:w="100"/>
-              <w:bottom w:type="dxa" w:w="80"/>
-              <w:right w:type="dxa" w:w="100"/>
-            </w:tcMar>
-          </w:tcPr>
-          <w:p>
+              <w:top w:type="dxa" w:w="70"/>
+              <w:left w:type="dxa" w:w="110"/>
+              <w:bottom w:type="dxa" w:w="70"/>
+              <w:right w:type="dxa" w:w="110"/>
+            </w:tcMar>
+            <w:vAlign w:val="center"/>
+          </w:tcPr>
+          <w:p>
+            <w:pPr>
+              <w:spacing w:after="0" w:before="0"/>
+              <w:jc w:val="center"/>
+            </w:pPr>
             <w:r>
               <w:rPr>
                 <w:rFonts w:ascii="Calibri" w:cs="Calibri" w:eastAsia="Calibri" w:hAnsi="Calibri"/>
                 <w:b/>
                 <w:bCs/>
                 <w:color w:val="FFFFFF"/>
-                <w:sz w:val="20"/>
-                <w:szCs w:val="20"/>
-              </w:rPr>
-              <w:t xml:space="preserve">Champ</w:t>
-            </w:r>
-          </w:p>
-        </w:tc>
-        <w:tc>
-          <w:tcPr>
-            <w:tcW w:type="pct" w:w="1500"/>
+                <w:sz w:val="16"/>
+                <w:szCs w:val="16"/>
+              </w:rPr>
+              <w:t xml:space="preserve">N°</w:t>
+            </w:r>
+          </w:p>
+        </w:tc>
+        <w:tc>
+          <w:tcPr>
+            <w:tcW w:type="pct" w:w="930"/>
+            <w:tcBorders>
+              <w:top w:val="single" w:color="12314F" w:sz="4"/>
+              <w:left w:val="single" w:color="12314F" w:sz="4"/>
+              <w:bottom w:val="single" w:color="12314F" w:sz="4"/>
+              <w:right w:val="single" w:color="12314F" w:sz="4"/>
+            </w:tcBorders>
             <w:shd w:fill="12314F" w:color="auto" w:val="clear"/>
             <w:tcMar>
-              <w:top w:type="dxa" w:w="80"/>
-              <w:left w:type="dxa" w:w="100"/>
-              <w:bottom w:type="dxa" w:w="80"/>
-              <w:right w:type="dxa" w:w="100"/>
-            </w:tcMar>
-          </w:tcPr>
-          <w:p>
+              <w:top w:type="dxa" w:w="70"/>
+              <w:left w:type="dxa" w:w="110"/>
+              <w:bottom w:type="dxa" w:w="70"/>
+              <w:right w:type="dxa" w:w="110"/>
+            </w:tcMar>
+            <w:vAlign w:val="center"/>
+          </w:tcPr>
+          <w:p>
+            <w:pPr>
+              <w:spacing w:after="0" w:before="0"/>
+            </w:pPr>
             <w:r>
               <w:rPr>
                 <w:rFonts w:ascii="Calibri" w:cs="Calibri" w:eastAsia="Calibri" w:hAnsi="Calibri"/>
                 <w:b/>
                 <w:bCs/>
                 <w:color w:val="FFFFFF"/>
-                <w:sz w:val="20"/>
-                <w:szCs w:val="20"/>
-              </w:rPr>
-              <w:t xml:space="preserve">Repère de saisie</w:t>
-            </w:r>
-          </w:p>
-        </w:tc>
-        <w:tc>
-          <w:tcPr>
-            <w:tcW w:type="pct" w:w="2000"/>
+                <w:sz w:val="16"/>
+                <w:szCs w:val="16"/>
+              </w:rPr>
+              <w:t xml:space="preserve">Réserve d’origine</w:t>
+            </w:r>
+          </w:p>
+        </w:tc>
+        <w:tc>
+          <w:tcPr>
+            <w:tcW w:type="pct" w:w="930"/>
+            <w:tcBorders>
+              <w:top w:val="single" w:color="12314F" w:sz="4"/>
+              <w:left w:val="single" w:color="12314F" w:sz="4"/>
+              <w:bottom w:val="single" w:color="12314F" w:sz="4"/>
+              <w:right w:val="single" w:color="12314F" w:sz="4"/>
+            </w:tcBorders>
             <w:shd w:fill="12314F" w:color="auto" w:val="clear"/>
             <w:tcMar>
-              <w:top w:type="dxa" w:w="80"/>
-              <w:left w:type="dxa" w:w="100"/>
-              <w:bottom w:type="dxa" w:w="80"/>
-              <w:right w:type="dxa" w:w="100"/>
-            </w:tcMar>
-          </w:tcPr>
-          <w:p>
+              <w:top w:type="dxa" w:w="70"/>
+              <w:left w:type="dxa" w:w="110"/>
+              <w:bottom w:type="dxa" w:w="70"/>
+              <w:right w:type="dxa" w:w="110"/>
+            </w:tcMar>
+            <w:vAlign w:val="center"/>
+          </w:tcPr>
+          <w:p>
+            <w:pPr>
+              <w:spacing w:after="0" w:before="0"/>
+            </w:pPr>
             <w:r>
               <w:rPr>
                 <w:rFonts w:ascii="Calibri" w:cs="Calibri" w:eastAsia="Calibri" w:hAnsi="Calibri"/>
                 <w:b/>
                 <w:bCs/>
                 <w:color w:val="FFFFFF"/>
-                <w:sz w:val="20"/>
-                <w:szCs w:val="20"/>
-              </w:rPr>
-              <w:t xml:space="preserve">Saisie</w:t>
+                <w:sz w:val="16"/>
+                <w:szCs w:val="16"/>
+              </w:rPr>
+              <w:t xml:space="preserve">Action corrective</w:t>
+            </w:r>
+          </w:p>
+        </w:tc>
+        <w:tc>
+          <w:tcPr>
+            <w:tcW w:type="pct" w:w="930"/>
+            <w:tcBorders>
+              <w:top w:val="single" w:color="12314F" w:sz="4"/>
+              <w:left w:val="single" w:color="12314F" w:sz="4"/>
+              <w:bottom w:val="single" w:color="12314F" w:sz="4"/>
+              <w:right w:val="single" w:color="12314F" w:sz="4"/>
+            </w:tcBorders>
+            <w:shd w:fill="12314F" w:color="auto" w:val="clear"/>
+            <w:tcMar>
+              <w:top w:type="dxa" w:w="70"/>
+              <w:left w:type="dxa" w:w="110"/>
+              <w:bottom w:type="dxa" w:w="70"/>
+              <w:right w:type="dxa" w:w="110"/>
+            </w:tcMar>
+            <w:vAlign w:val="center"/>
+          </w:tcPr>
+          <w:p>
+            <w:pPr>
+              <w:spacing w:after="0" w:before="0"/>
+            </w:pPr>
+            <w:r>
+              <w:rPr>
+                <w:rFonts w:ascii="Calibri" w:cs="Calibri" w:eastAsia="Calibri" w:hAnsi="Calibri"/>
+                <w:b/>
+                <w:bCs/>
+                <w:color w:val="FFFFFF"/>
+                <w:sz w:val="16"/>
+                <w:szCs w:val="16"/>
+              </w:rPr>
+              <w:t xml:space="preserve">Intervenant</w:t>
+            </w:r>
+          </w:p>
+        </w:tc>
+        <w:tc>
+          <w:tcPr>
+            <w:tcW w:type="pct" w:w="930"/>
+            <w:tcBorders>
+              <w:top w:val="single" w:color="12314F" w:sz="4"/>
+              <w:left w:val="single" w:color="12314F" w:sz="4"/>
+              <w:bottom w:val="single" w:color="12314F" w:sz="4"/>
+              <w:right w:val="single" w:color="12314F" w:sz="4"/>
+            </w:tcBorders>
+            <w:shd w:fill="12314F" w:color="auto" w:val="clear"/>
+            <w:tcMar>
+              <w:top w:type="dxa" w:w="70"/>
+              <w:left w:type="dxa" w:w="110"/>
+              <w:bottom w:type="dxa" w:w="70"/>
+              <w:right w:type="dxa" w:w="110"/>
+            </w:tcMar>
+            <w:vAlign w:val="center"/>
+          </w:tcPr>
+          <w:p>
+            <w:pPr>
+              <w:spacing w:after="0" w:before="0"/>
+            </w:pPr>
+            <w:r>
+              <w:rPr>
+                <w:rFonts w:ascii="Calibri" w:cs="Calibri" w:eastAsia="Calibri" w:hAnsi="Calibri"/>
+                <w:b/>
+                <w:bCs/>
+                <w:color w:val="FFFFFF"/>
+                <w:sz w:val="16"/>
+                <w:szCs w:val="16"/>
+              </w:rPr>
+              <w:t xml:space="preserve">Date</w:t>
+            </w:r>
+          </w:p>
+        </w:tc>
+        <w:tc>
+          <w:tcPr>
+            <w:tcW w:type="pct" w:w="930"/>
+            <w:tcBorders>
+              <w:top w:val="single" w:color="12314F" w:sz="4"/>
+              <w:left w:val="single" w:color="12314F" w:sz="4"/>
+              <w:bottom w:val="single" w:color="12314F" w:sz="4"/>
+              <w:right w:val="single" w:color="12314F" w:sz="4"/>
+            </w:tcBorders>
+            <w:shd w:fill="12314F" w:color="auto" w:val="clear"/>
+            <w:tcMar>
+              <w:top w:type="dxa" w:w="70"/>
+              <w:left w:type="dxa" w:w="110"/>
+              <w:bottom w:type="dxa" w:w="70"/>
+              <w:right w:type="dxa" w:w="110"/>
+            </w:tcMar>
+            <w:vAlign w:val="center"/>
+          </w:tcPr>
+          <w:p>
+            <w:pPr>
+              <w:spacing w:after="0" w:before="0"/>
+            </w:pPr>
+            <w:r>
+              <w:rPr>
+                <w:rFonts w:ascii="Calibri" w:cs="Calibri" w:eastAsia="Calibri" w:hAnsi="Calibri"/>
+                <w:b/>
+                <w:bCs/>
+                <w:color w:val="FFFFFF"/>
+                <w:sz w:val="16"/>
+                <w:szCs w:val="16"/>
+              </w:rPr>
+              <w:t xml:space="preserve">Validation</w:t>
+            </w:r>
+          </w:p>
+        </w:tc>
+      </w:tr>
+      <w:tr>
+        <w:trPr>
+          <w:tblHeader/>
+        </w:trPr>
+        <w:tc>
+          <w:tcPr>
+            <w:shd w:fill="F2F6FA" w:color="auto" w:val="clear"/>
+            <w:tcMar>
+              <w:top w:type="dxa" w:w="70"/>
+              <w:left w:type="dxa" w:w="110"/>
+              <w:bottom w:type="dxa" w:w="70"/>
+              <w:right w:type="dxa" w:w="110"/>
+            </w:tcMar>
+          </w:tcPr>
+          <w:p>
+            <w:pPr>
+              <w:spacing w:after="0" w:before="0"/>
+            </w:pPr>
+          </w:p>
+        </w:tc>
+        <w:tc>
+          <w:tcPr>
+            <w:shd w:fill="F2F6FA" w:color="auto" w:val="clear"/>
+            <w:tcMar>
+              <w:top w:type="dxa" w:w="70"/>
+              <w:left w:type="dxa" w:w="110"/>
+              <w:bottom w:type="dxa" w:w="70"/>
+              <w:right w:type="dxa" w:w="110"/>
+            </w:tcMar>
+          </w:tcPr>
+          <w:p>
+            <w:pPr>
+              <w:spacing w:after="0" w:before="0"/>
+            </w:pPr>
+            <w:r>
+              <w:rPr>
+                <w:rFonts w:ascii="Calibri" w:cs="Calibri" w:eastAsia="Calibri" w:hAnsi="Calibri"/>
+                <w:color w:val="5A6B80"/>
+                <w:sz w:val="14"/>
+                <w:szCs w:val="14"/>
+              </w:rPr>
+              <w:t xml:space="preserve">Reprendre l’observation du rapport, sans la reformuler.</w:t>
+            </w:r>
+          </w:p>
+        </w:tc>
+        <w:tc>
+          <w:tcPr>
+            <w:shd w:fill="F2F6FA" w:color="auto" w:val="clear"/>
+            <w:tcMar>
+              <w:top w:type="dxa" w:w="70"/>
+              <w:left w:type="dxa" w:w="110"/>
+              <w:bottom w:type="dxa" w:w="70"/>
+              <w:right w:type="dxa" w:w="110"/>
+            </w:tcMar>
+          </w:tcPr>
+          <w:p>
+            <w:pPr>
+              <w:spacing w:after="0" w:before="0"/>
+            </w:pPr>
+            <w:r>
+              <w:rPr>
+                <w:rFonts w:ascii="Calibri" w:cs="Calibri" w:eastAsia="Calibri" w:hAnsi="Calibri"/>
+                <w:color w:val="5A6B80"/>
+                <w:sz w:val="14"/>
+                <w:szCs w:val="14"/>
+              </w:rPr>
+              <w:t xml:space="preserve">Ce qui a été fait pour lever la réserve.</w:t>
+            </w:r>
+          </w:p>
+        </w:tc>
+        <w:tc>
+          <w:tcPr>
+            <w:shd w:fill="F2F6FA" w:color="auto" w:val="clear"/>
+            <w:tcMar>
+              <w:top w:type="dxa" w:w="70"/>
+              <w:left w:type="dxa" w:w="110"/>
+              <w:bottom w:type="dxa" w:w="70"/>
+              <w:right w:type="dxa" w:w="110"/>
+            </w:tcMar>
+          </w:tcPr>
+          <w:p>
+            <w:pPr>
+              <w:spacing w:after="0" w:before="0"/>
+            </w:pPr>
+            <w:r>
+              <w:rPr>
+                <w:rFonts w:ascii="Calibri" w:cs="Calibri" w:eastAsia="Calibri" w:hAnsi="Calibri"/>
+                <w:color w:val="5A6B80"/>
+                <w:sz w:val="14"/>
+                <w:szCs w:val="14"/>
+              </w:rPr>
+              <w:t xml:space="preserve">Qui a réalisé l’action.</w:t>
+            </w:r>
+          </w:p>
+        </w:tc>
+        <w:tc>
+          <w:tcPr>
+            <w:shd w:fill="F2F6FA" w:color="auto" w:val="clear"/>
+            <w:tcMar>
+              <w:top w:type="dxa" w:w="70"/>
+              <w:left w:type="dxa" w:w="110"/>
+              <w:bottom w:type="dxa" w:w="70"/>
+              <w:right w:type="dxa" w:w="110"/>
+            </w:tcMar>
+          </w:tcPr>
+          <w:p>
+            <w:pPr>
+              <w:spacing w:after="0" w:before="0"/>
+            </w:pPr>
+            <w:r>
+              <w:rPr>
+                <w:rFonts w:ascii="Calibri" w:cs="Calibri" w:eastAsia="Calibri" w:hAnsi="Calibri"/>
+                <w:color w:val="5A6B80"/>
+                <w:sz w:val="14"/>
+                <w:szCs w:val="14"/>
+              </w:rPr>
+              <w:t xml:space="preserve">Date de réalisation.</w:t>
+            </w:r>
+          </w:p>
+        </w:tc>
+        <w:tc>
+          <w:tcPr>
+            <w:shd w:fill="F2F6FA" w:color="auto" w:val="clear"/>
+            <w:tcMar>
+              <w:top w:type="dxa" w:w="70"/>
+              <w:left w:type="dxa" w:w="110"/>
+              <w:bottom w:type="dxa" w:w="70"/>
+              <w:right w:type="dxa" w:w="110"/>
+            </w:tcMar>
+          </w:tcPr>
+          <w:p>
+            <w:pPr>
+              <w:spacing w:after="0" w:before="0"/>
+            </w:pPr>
+            <w:r>
+              <w:rPr>
+                <w:rFonts w:ascii="Calibri" w:cs="Calibri" w:eastAsia="Calibri" w:hAnsi="Calibri"/>
+                <w:color w:val="5A6B80"/>
+                <w:sz w:val="14"/>
+                <w:szCs w:val="14"/>
+              </w:rPr>
+              <w:t xml:space="preserve">Élément de preuve, joint au rapport.</w:t>
+            </w:r>
+            <w:r>
+              <w:rPr>
+                <w:rFonts w:ascii="Calibri" w:cs="Calibri" w:eastAsia="Calibri" w:hAnsi="Calibri"/>
+                <w:color w:val="12805F"/>
+                <w:sz w:val="13"/>
+                <w:szCs w:val="13"/>
+              </w:rPr>
+              <w:t xml:space="preserve"> ED 6339 §12</w:t>
             </w:r>
           </w:p>
         </w:tc>
@@ -249,411 +763,757 @@
       <w:tr>
         <w:trPr>
           <w:cantSplit/>
+          <w:trHeight w:val="560" w:hRule="atLeast"/>
         </w:trPr>
         <w:tc>
           <w:tcPr>
-            <w:tcW w:type="pct" w:w="1500"/>
-            <w:shd w:fill="F7F9FC" w:color="auto" w:val="clear"/>
-            <w:tcMar>
-              <w:top w:type="dxa" w:w="80"/>
-              <w:left w:type="dxa" w:w="100"/>
-              <w:bottom w:type="dxa" w:w="80"/>
-              <w:right w:type="dxa" w:w="100"/>
-            </w:tcMar>
-          </w:tcPr>
-          <w:p>
-            <w:r>
-              <w:rPr>
-                <w:rFonts w:ascii="Calibri" w:cs="Calibri" w:eastAsia="Calibri" w:hAnsi="Calibri"/>
-                <w:b/>
-                <w:bCs/>
-                <w:color w:val="12314F"/>
-                <w:sz w:val="20"/>
-                <w:szCs w:val="20"/>
-              </w:rPr>
-              <w:t xml:space="preserve">Réserve d’origine</w:t>
-            </w:r>
-          </w:p>
-        </w:tc>
-        <w:tc>
-          <w:tcPr>
-            <w:tcW w:type="pct" w:w="1500"/>
-            <w:tcMar>
-              <w:top w:type="dxa" w:w="80"/>
-              <w:left w:type="dxa" w:w="100"/>
-              <w:bottom w:type="dxa" w:w="80"/>
-              <w:right w:type="dxa" w:w="100"/>
-            </w:tcMar>
-          </w:tcPr>
-          <w:p>
+            <w:tcMar>
+              <w:top w:type="dxa" w:w="70"/>
+              <w:left w:type="dxa" w:w="110"/>
+              <w:bottom w:type="dxa" w:w="70"/>
+              <w:right w:type="dxa" w:w="110"/>
+            </w:tcMar>
+            <w:vAlign w:val="center"/>
+          </w:tcPr>
+          <w:p>
+            <w:pPr>
+              <w:spacing w:after="0" w:before="0"/>
+              <w:jc w:val="center"/>
+            </w:pPr>
             <w:r>
               <w:rPr>
                 <w:rFonts w:ascii="Calibri" w:cs="Calibri" w:eastAsia="Calibri" w:hAnsi="Calibri"/>
                 <w:color w:val="5A6B80"/>
-                <w:sz w:val="18"/>
-                <w:szCs w:val="18"/>
-              </w:rPr>
-              <w:t xml:space="preserve">Reprendre l’observation du rapport, sans la reformuler.</w:t>
-            </w:r>
-          </w:p>
-        </w:tc>
-        <w:tc>
-          <w:tcPr>
-            <w:tcW w:type="pct" w:w="2000"/>
-            <w:tcMar>
-              <w:top w:type="dxa" w:w="80"/>
-              <w:left w:type="dxa" w:w="100"/>
-              <w:bottom w:type="dxa" w:w="80"/>
-              <w:right w:type="dxa" w:w="100"/>
-            </w:tcMar>
-          </w:tcPr>
-          <w:p>
-            <w:r>
-              <w:t xml:space="preserve"/>
-            </w:r>
-          </w:p>
-          <w:p>
-            <w:r>
-              <w:t xml:space="preserve"/>
-            </w:r>
-          </w:p>
-          <w:p>
-            <w:r>
-              <w:t xml:space="preserve"/>
-            </w:r>
+                <w:sz w:val="19"/>
+                <w:szCs w:val="19"/>
+              </w:rPr>
+              <w:t xml:space="preserve">1</w:t>
+            </w:r>
+          </w:p>
+        </w:tc>
+        <w:tc>
+          <w:tcPr>
+            <w:tcMar>
+              <w:top w:type="dxa" w:w="70"/>
+              <w:left w:type="dxa" w:w="110"/>
+              <w:bottom w:type="dxa" w:w="70"/>
+              <w:right w:type="dxa" w:w="110"/>
+            </w:tcMar>
+          </w:tcPr>
+          <w:p>
+            <w:pPr>
+              <w:spacing w:after="0" w:before="0"/>
+            </w:pPr>
+          </w:p>
+        </w:tc>
+        <w:tc>
+          <w:tcPr>
+            <w:tcMar>
+              <w:top w:type="dxa" w:w="70"/>
+              <w:left w:type="dxa" w:w="110"/>
+              <w:bottom w:type="dxa" w:w="70"/>
+              <w:right w:type="dxa" w:w="110"/>
+            </w:tcMar>
+          </w:tcPr>
+          <w:p>
+            <w:pPr>
+              <w:spacing w:after="0" w:before="0"/>
+            </w:pPr>
+          </w:p>
+        </w:tc>
+        <w:tc>
+          <w:tcPr>
+            <w:tcMar>
+              <w:top w:type="dxa" w:w="70"/>
+              <w:left w:type="dxa" w:w="110"/>
+              <w:bottom w:type="dxa" w:w="70"/>
+              <w:right w:type="dxa" w:w="110"/>
+            </w:tcMar>
+          </w:tcPr>
+          <w:p>
+            <w:pPr>
+              <w:spacing w:after="0" w:before="0"/>
+            </w:pPr>
+          </w:p>
+        </w:tc>
+        <w:tc>
+          <w:tcPr>
+            <w:tcMar>
+              <w:top w:type="dxa" w:w="70"/>
+              <w:left w:type="dxa" w:w="110"/>
+              <w:bottom w:type="dxa" w:w="70"/>
+              <w:right w:type="dxa" w:w="110"/>
+            </w:tcMar>
+          </w:tcPr>
+          <w:p>
+            <w:pPr>
+              <w:spacing w:after="0" w:before="0"/>
+            </w:pPr>
+          </w:p>
+        </w:tc>
+        <w:tc>
+          <w:tcPr>
+            <w:tcMar>
+              <w:top w:type="dxa" w:w="70"/>
+              <w:left w:type="dxa" w:w="110"/>
+              <w:bottom w:type="dxa" w:w="70"/>
+              <w:right w:type="dxa" w:w="110"/>
+            </w:tcMar>
+          </w:tcPr>
+          <w:p>
+            <w:pPr>
+              <w:spacing w:after="0" w:before="0"/>
+            </w:pPr>
           </w:p>
         </w:tc>
       </w:tr>
       <w:tr>
         <w:trPr>
           <w:cantSplit/>
+          <w:trHeight w:val="560" w:hRule="atLeast"/>
         </w:trPr>
         <w:tc>
           <w:tcPr>
-            <w:tcW w:type="pct" w:w="1500"/>
-            <w:shd w:fill="F7F9FC" w:color="auto" w:val="clear"/>
-            <w:tcMar>
-              <w:top w:type="dxa" w:w="80"/>
-              <w:left w:type="dxa" w:w="100"/>
-              <w:bottom w:type="dxa" w:w="80"/>
-              <w:right w:type="dxa" w:w="100"/>
-            </w:tcMar>
-          </w:tcPr>
-          <w:p>
-            <w:r>
-              <w:rPr>
-                <w:rFonts w:ascii="Calibri" w:cs="Calibri" w:eastAsia="Calibri" w:hAnsi="Calibri"/>
-                <w:b/>
-                <w:bCs/>
-                <w:color w:val="12314F"/>
-                <w:sz w:val="20"/>
-                <w:szCs w:val="20"/>
-              </w:rPr>
-              <w:t xml:space="preserve">Action corrective</w:t>
-            </w:r>
-          </w:p>
-        </w:tc>
-        <w:tc>
-          <w:tcPr>
-            <w:tcW w:type="pct" w:w="1500"/>
-            <w:tcMar>
-              <w:top w:type="dxa" w:w="80"/>
-              <w:left w:type="dxa" w:w="100"/>
-              <w:bottom w:type="dxa" w:w="80"/>
-              <w:right w:type="dxa" w:w="100"/>
-            </w:tcMar>
-          </w:tcPr>
-          <w:p>
+            <w:tcMar>
+              <w:top w:type="dxa" w:w="70"/>
+              <w:left w:type="dxa" w:w="110"/>
+              <w:bottom w:type="dxa" w:w="70"/>
+              <w:right w:type="dxa" w:w="110"/>
+            </w:tcMar>
+            <w:vAlign w:val="center"/>
+          </w:tcPr>
+          <w:p>
+            <w:pPr>
+              <w:spacing w:after="0" w:before="0"/>
+              <w:jc w:val="center"/>
+            </w:pPr>
             <w:r>
               <w:rPr>
                 <w:rFonts w:ascii="Calibri" w:cs="Calibri" w:eastAsia="Calibri" w:hAnsi="Calibri"/>
                 <w:color w:val="5A6B80"/>
-                <w:sz w:val="18"/>
-                <w:szCs w:val="18"/>
-              </w:rPr>
-              <w:t xml:space="preserve">Ce qui a été fait pour lever la réserve.</w:t>
-            </w:r>
-          </w:p>
-        </w:tc>
-        <w:tc>
-          <w:tcPr>
-            <w:tcW w:type="pct" w:w="2000"/>
-            <w:tcMar>
-              <w:top w:type="dxa" w:w="80"/>
-              <w:left w:type="dxa" w:w="100"/>
-              <w:bottom w:type="dxa" w:w="80"/>
-              <w:right w:type="dxa" w:w="100"/>
-            </w:tcMar>
-          </w:tcPr>
-          <w:p>
-            <w:r>
-              <w:t xml:space="preserve"/>
-            </w:r>
-          </w:p>
-          <w:p>
-            <w:r>
-              <w:t xml:space="preserve"/>
-            </w:r>
-          </w:p>
-          <w:p>
-            <w:r>
-              <w:t xml:space="preserve"/>
-            </w:r>
+                <w:sz w:val="19"/>
+                <w:szCs w:val="19"/>
+              </w:rPr>
+              <w:t xml:space="preserve">2</w:t>
+            </w:r>
+          </w:p>
+        </w:tc>
+        <w:tc>
+          <w:tcPr>
+            <w:tcMar>
+              <w:top w:type="dxa" w:w="70"/>
+              <w:left w:type="dxa" w:w="110"/>
+              <w:bottom w:type="dxa" w:w="70"/>
+              <w:right w:type="dxa" w:w="110"/>
+            </w:tcMar>
+          </w:tcPr>
+          <w:p>
+            <w:pPr>
+              <w:spacing w:after="0" w:before="0"/>
+            </w:pPr>
+          </w:p>
+        </w:tc>
+        <w:tc>
+          <w:tcPr>
+            <w:tcMar>
+              <w:top w:type="dxa" w:w="70"/>
+              <w:left w:type="dxa" w:w="110"/>
+              <w:bottom w:type="dxa" w:w="70"/>
+              <w:right w:type="dxa" w:w="110"/>
+            </w:tcMar>
+          </w:tcPr>
+          <w:p>
+            <w:pPr>
+              <w:spacing w:after="0" w:before="0"/>
+            </w:pPr>
+          </w:p>
+        </w:tc>
+        <w:tc>
+          <w:tcPr>
+            <w:tcMar>
+              <w:top w:type="dxa" w:w="70"/>
+              <w:left w:type="dxa" w:w="110"/>
+              <w:bottom w:type="dxa" w:w="70"/>
+              <w:right w:type="dxa" w:w="110"/>
+            </w:tcMar>
+          </w:tcPr>
+          <w:p>
+            <w:pPr>
+              <w:spacing w:after="0" w:before="0"/>
+            </w:pPr>
+          </w:p>
+        </w:tc>
+        <w:tc>
+          <w:tcPr>
+            <w:tcMar>
+              <w:top w:type="dxa" w:w="70"/>
+              <w:left w:type="dxa" w:w="110"/>
+              <w:bottom w:type="dxa" w:w="70"/>
+              <w:right w:type="dxa" w:w="110"/>
+            </w:tcMar>
+          </w:tcPr>
+          <w:p>
+            <w:pPr>
+              <w:spacing w:after="0" w:before="0"/>
+            </w:pPr>
+          </w:p>
+        </w:tc>
+        <w:tc>
+          <w:tcPr>
+            <w:tcMar>
+              <w:top w:type="dxa" w:w="70"/>
+              <w:left w:type="dxa" w:w="110"/>
+              <w:bottom w:type="dxa" w:w="70"/>
+              <w:right w:type="dxa" w:w="110"/>
+            </w:tcMar>
+          </w:tcPr>
+          <w:p>
+            <w:pPr>
+              <w:spacing w:after="0" w:before="0"/>
+            </w:pPr>
           </w:p>
         </w:tc>
       </w:tr>
       <w:tr>
         <w:trPr>
           <w:cantSplit/>
+          <w:trHeight w:val="560" w:hRule="atLeast"/>
         </w:trPr>
         <w:tc>
           <w:tcPr>
-            <w:tcW w:type="pct" w:w="1500"/>
-            <w:shd w:fill="F7F9FC" w:color="auto" w:val="clear"/>
-            <w:tcMar>
-              <w:top w:type="dxa" w:w="80"/>
-              <w:left w:type="dxa" w:w="100"/>
-              <w:bottom w:type="dxa" w:w="80"/>
-              <w:right w:type="dxa" w:w="100"/>
-            </w:tcMar>
-          </w:tcPr>
-          <w:p>
-            <w:r>
-              <w:rPr>
-                <w:rFonts w:ascii="Calibri" w:cs="Calibri" w:eastAsia="Calibri" w:hAnsi="Calibri"/>
-                <w:b/>
-                <w:bCs/>
-                <w:color w:val="12314F"/>
-                <w:sz w:val="20"/>
-                <w:szCs w:val="20"/>
-              </w:rPr>
-              <w:t xml:space="preserve">Intervenant</w:t>
-            </w:r>
-          </w:p>
-        </w:tc>
-        <w:tc>
-          <w:tcPr>
-            <w:tcW w:type="pct" w:w="1500"/>
-            <w:tcMar>
-              <w:top w:type="dxa" w:w="80"/>
-              <w:left w:type="dxa" w:w="100"/>
-              <w:bottom w:type="dxa" w:w="80"/>
-              <w:right w:type="dxa" w:w="100"/>
-            </w:tcMar>
-          </w:tcPr>
-          <w:p>
+            <w:tcMar>
+              <w:top w:type="dxa" w:w="70"/>
+              <w:left w:type="dxa" w:w="110"/>
+              <w:bottom w:type="dxa" w:w="70"/>
+              <w:right w:type="dxa" w:w="110"/>
+            </w:tcMar>
+            <w:vAlign w:val="center"/>
+          </w:tcPr>
+          <w:p>
+            <w:pPr>
+              <w:spacing w:after="0" w:before="0"/>
+              <w:jc w:val="center"/>
+            </w:pPr>
             <w:r>
               <w:rPr>
                 <w:rFonts w:ascii="Calibri" w:cs="Calibri" w:eastAsia="Calibri" w:hAnsi="Calibri"/>
                 <w:color w:val="5A6B80"/>
-                <w:sz w:val="18"/>
-                <w:szCs w:val="18"/>
-              </w:rPr>
-              <w:t xml:space="preserve">Qui a réalisé l’action.</w:t>
-            </w:r>
-          </w:p>
-        </w:tc>
-        <w:tc>
-          <w:tcPr>
-            <w:tcW w:type="pct" w:w="2000"/>
-            <w:tcMar>
-              <w:top w:type="dxa" w:w="80"/>
-              <w:left w:type="dxa" w:w="100"/>
-              <w:bottom w:type="dxa" w:w="80"/>
-              <w:right w:type="dxa" w:w="100"/>
-            </w:tcMar>
-          </w:tcPr>
-          <w:p>
-            <w:r>
-              <w:t xml:space="preserve"/>
-            </w:r>
-          </w:p>
-          <w:p>
-            <w:r>
-              <w:t xml:space="preserve"/>
-            </w:r>
-          </w:p>
-          <w:p>
-            <w:r>
-              <w:t xml:space="preserve"/>
-            </w:r>
+                <w:sz w:val="19"/>
+                <w:szCs w:val="19"/>
+              </w:rPr>
+              <w:t xml:space="preserve">3</w:t>
+            </w:r>
+          </w:p>
+        </w:tc>
+        <w:tc>
+          <w:tcPr>
+            <w:tcMar>
+              <w:top w:type="dxa" w:w="70"/>
+              <w:left w:type="dxa" w:w="110"/>
+              <w:bottom w:type="dxa" w:w="70"/>
+              <w:right w:type="dxa" w:w="110"/>
+            </w:tcMar>
+          </w:tcPr>
+          <w:p>
+            <w:pPr>
+              <w:spacing w:after="0" w:before="0"/>
+            </w:pPr>
+          </w:p>
+        </w:tc>
+        <w:tc>
+          <w:tcPr>
+            <w:tcMar>
+              <w:top w:type="dxa" w:w="70"/>
+              <w:left w:type="dxa" w:w="110"/>
+              <w:bottom w:type="dxa" w:w="70"/>
+              <w:right w:type="dxa" w:w="110"/>
+            </w:tcMar>
+          </w:tcPr>
+          <w:p>
+            <w:pPr>
+              <w:spacing w:after="0" w:before="0"/>
+            </w:pPr>
+          </w:p>
+        </w:tc>
+        <w:tc>
+          <w:tcPr>
+            <w:tcMar>
+              <w:top w:type="dxa" w:w="70"/>
+              <w:left w:type="dxa" w:w="110"/>
+              <w:bottom w:type="dxa" w:w="70"/>
+              <w:right w:type="dxa" w:w="110"/>
+            </w:tcMar>
+          </w:tcPr>
+          <w:p>
+            <w:pPr>
+              <w:spacing w:after="0" w:before="0"/>
+            </w:pPr>
+          </w:p>
+        </w:tc>
+        <w:tc>
+          <w:tcPr>
+            <w:tcMar>
+              <w:top w:type="dxa" w:w="70"/>
+              <w:left w:type="dxa" w:w="110"/>
+              <w:bottom w:type="dxa" w:w="70"/>
+              <w:right w:type="dxa" w:w="110"/>
+            </w:tcMar>
+          </w:tcPr>
+          <w:p>
+            <w:pPr>
+              <w:spacing w:after="0" w:before="0"/>
+            </w:pPr>
+          </w:p>
+        </w:tc>
+        <w:tc>
+          <w:tcPr>
+            <w:tcMar>
+              <w:top w:type="dxa" w:w="70"/>
+              <w:left w:type="dxa" w:w="110"/>
+              <w:bottom w:type="dxa" w:w="70"/>
+              <w:right w:type="dxa" w:w="110"/>
+            </w:tcMar>
+          </w:tcPr>
+          <w:p>
+            <w:pPr>
+              <w:spacing w:after="0" w:before="0"/>
+            </w:pPr>
           </w:p>
         </w:tc>
       </w:tr>
       <w:tr>
         <w:trPr>
           <w:cantSplit/>
+          <w:trHeight w:val="560" w:hRule="atLeast"/>
         </w:trPr>
         <w:tc>
           <w:tcPr>
-            <w:tcW w:type="pct" w:w="1500"/>
-            <w:shd w:fill="F7F9FC" w:color="auto" w:val="clear"/>
-            <w:tcMar>
-              <w:top w:type="dxa" w:w="80"/>
-              <w:left w:type="dxa" w:w="100"/>
-              <w:bottom w:type="dxa" w:w="80"/>
-              <w:right w:type="dxa" w:w="100"/>
-            </w:tcMar>
-          </w:tcPr>
-          <w:p>
-            <w:r>
-              <w:rPr>
-                <w:rFonts w:ascii="Calibri" w:cs="Calibri" w:eastAsia="Calibri" w:hAnsi="Calibri"/>
-                <w:b/>
-                <w:bCs/>
-                <w:color w:val="12314F"/>
-                <w:sz w:val="20"/>
-                <w:szCs w:val="20"/>
-              </w:rPr>
-              <w:t xml:space="preserve">Date</w:t>
-            </w:r>
-          </w:p>
-        </w:tc>
-        <w:tc>
-          <w:tcPr>
-            <w:tcW w:type="pct" w:w="1500"/>
-            <w:tcMar>
-              <w:top w:type="dxa" w:w="80"/>
-              <w:left w:type="dxa" w:w="100"/>
-              <w:bottom w:type="dxa" w:w="80"/>
-              <w:right w:type="dxa" w:w="100"/>
-            </w:tcMar>
-          </w:tcPr>
-          <w:p>
+            <w:tcMar>
+              <w:top w:type="dxa" w:w="70"/>
+              <w:left w:type="dxa" w:w="110"/>
+              <w:bottom w:type="dxa" w:w="70"/>
+              <w:right w:type="dxa" w:w="110"/>
+            </w:tcMar>
+            <w:vAlign w:val="center"/>
+          </w:tcPr>
+          <w:p>
+            <w:pPr>
+              <w:spacing w:after="0" w:before="0"/>
+              <w:jc w:val="center"/>
+            </w:pPr>
             <w:r>
               <w:rPr>
                 <w:rFonts w:ascii="Calibri" w:cs="Calibri" w:eastAsia="Calibri" w:hAnsi="Calibri"/>
                 <w:color w:val="5A6B80"/>
-                <w:sz w:val="18"/>
-                <w:szCs w:val="18"/>
-              </w:rPr>
-              <w:t xml:space="preserve">Date de réalisation.</w:t>
-            </w:r>
-          </w:p>
-        </w:tc>
-        <w:tc>
-          <w:tcPr>
-            <w:tcW w:type="pct" w:w="2000"/>
-            <w:tcMar>
-              <w:top w:type="dxa" w:w="80"/>
-              <w:left w:type="dxa" w:w="100"/>
-              <w:bottom w:type="dxa" w:w="80"/>
-              <w:right w:type="dxa" w:w="100"/>
-            </w:tcMar>
-          </w:tcPr>
-          <w:p>
-            <w:r>
-              <w:t xml:space="preserve"/>
-            </w:r>
-          </w:p>
-          <w:p>
-            <w:r>
-              <w:t xml:space="preserve"/>
-            </w:r>
-          </w:p>
-          <w:p>
-            <w:r>
-              <w:t xml:space="preserve"/>
-            </w:r>
+                <w:sz w:val="19"/>
+                <w:szCs w:val="19"/>
+              </w:rPr>
+              <w:t xml:space="preserve">4</w:t>
+            </w:r>
+          </w:p>
+        </w:tc>
+        <w:tc>
+          <w:tcPr>
+            <w:tcMar>
+              <w:top w:type="dxa" w:w="70"/>
+              <w:left w:type="dxa" w:w="110"/>
+              <w:bottom w:type="dxa" w:w="70"/>
+              <w:right w:type="dxa" w:w="110"/>
+            </w:tcMar>
+          </w:tcPr>
+          <w:p>
+            <w:pPr>
+              <w:spacing w:after="0" w:before="0"/>
+            </w:pPr>
+          </w:p>
+        </w:tc>
+        <w:tc>
+          <w:tcPr>
+            <w:tcMar>
+              <w:top w:type="dxa" w:w="70"/>
+              <w:left w:type="dxa" w:w="110"/>
+              <w:bottom w:type="dxa" w:w="70"/>
+              <w:right w:type="dxa" w:w="110"/>
+            </w:tcMar>
+          </w:tcPr>
+          <w:p>
+            <w:pPr>
+              <w:spacing w:after="0" w:before="0"/>
+            </w:pPr>
+          </w:p>
+        </w:tc>
+        <w:tc>
+          <w:tcPr>
+            <w:tcMar>
+              <w:top w:type="dxa" w:w="70"/>
+              <w:left w:type="dxa" w:w="110"/>
+              <w:bottom w:type="dxa" w:w="70"/>
+              <w:right w:type="dxa" w:w="110"/>
+            </w:tcMar>
+          </w:tcPr>
+          <w:p>
+            <w:pPr>
+              <w:spacing w:after="0" w:before="0"/>
+            </w:pPr>
+          </w:p>
+        </w:tc>
+        <w:tc>
+          <w:tcPr>
+            <w:tcMar>
+              <w:top w:type="dxa" w:w="70"/>
+              <w:left w:type="dxa" w:w="110"/>
+              <w:bottom w:type="dxa" w:w="70"/>
+              <w:right w:type="dxa" w:w="110"/>
+            </w:tcMar>
+          </w:tcPr>
+          <w:p>
+            <w:pPr>
+              <w:spacing w:after="0" w:before="0"/>
+            </w:pPr>
+          </w:p>
+        </w:tc>
+        <w:tc>
+          <w:tcPr>
+            <w:tcMar>
+              <w:top w:type="dxa" w:w="70"/>
+              <w:left w:type="dxa" w:w="110"/>
+              <w:bottom w:type="dxa" w:w="70"/>
+              <w:right w:type="dxa" w:w="110"/>
+            </w:tcMar>
+          </w:tcPr>
+          <w:p>
+            <w:pPr>
+              <w:spacing w:after="0" w:before="0"/>
+            </w:pPr>
           </w:p>
         </w:tc>
       </w:tr>
       <w:tr>
         <w:trPr>
           <w:cantSplit/>
+          <w:trHeight w:val="560" w:hRule="atLeast"/>
         </w:trPr>
         <w:tc>
           <w:tcPr>
-            <w:tcW w:type="pct" w:w="1500"/>
-            <w:shd w:fill="F7F9FC" w:color="auto" w:val="clear"/>
-            <w:tcMar>
-              <w:top w:type="dxa" w:w="80"/>
-              <w:left w:type="dxa" w:w="100"/>
-              <w:bottom w:type="dxa" w:w="80"/>
-              <w:right w:type="dxa" w:w="100"/>
-            </w:tcMar>
-          </w:tcPr>
-          <w:p>
-            <w:r>
-              <w:rPr>
-                <w:rFonts w:ascii="Calibri" w:cs="Calibri" w:eastAsia="Calibri" w:hAnsi="Calibri"/>
-                <w:b/>
-                <w:bCs/>
-                <w:color w:val="12314F"/>
-                <w:sz w:val="20"/>
-                <w:szCs w:val="20"/>
-              </w:rPr>
-              <w:t xml:space="preserve">Validation</w:t>
-            </w:r>
-          </w:p>
-          <w:p>
-            <w:r>
-              <w:rPr>
-                <w:rFonts w:ascii="Calibri" w:cs="Calibri" w:eastAsia="Calibri" w:hAnsi="Calibri"/>
-                <w:color w:val="12805F"/>
-                <w:sz w:val="16"/>
-                <w:szCs w:val="16"/>
-              </w:rPr>
-              <w:t xml:space="preserve">ED 6339 §12</w:t>
-            </w:r>
-          </w:p>
-        </w:tc>
-        <w:tc>
-          <w:tcPr>
-            <w:tcW w:type="pct" w:w="1500"/>
-            <w:tcMar>
-              <w:top w:type="dxa" w:w="80"/>
-              <w:left w:type="dxa" w:w="100"/>
-              <w:bottom w:type="dxa" w:w="80"/>
-              <w:right w:type="dxa" w:w="100"/>
-            </w:tcMar>
-          </w:tcPr>
-          <w:p>
+            <w:tcMar>
+              <w:top w:type="dxa" w:w="70"/>
+              <w:left w:type="dxa" w:w="110"/>
+              <w:bottom w:type="dxa" w:w="70"/>
+              <w:right w:type="dxa" w:w="110"/>
+            </w:tcMar>
+            <w:vAlign w:val="center"/>
+          </w:tcPr>
+          <w:p>
+            <w:pPr>
+              <w:spacing w:after="0" w:before="0"/>
+              <w:jc w:val="center"/>
+            </w:pPr>
             <w:r>
               <w:rPr>
                 <w:rFonts w:ascii="Calibri" w:cs="Calibri" w:eastAsia="Calibri" w:hAnsi="Calibri"/>
                 <w:color w:val="5A6B80"/>
-                <w:sz w:val="18"/>
-                <w:szCs w:val="18"/>
-              </w:rPr>
-              <w:t xml:space="preserve">Élément de preuve, joint au rapport.</w:t>
-            </w:r>
-          </w:p>
-        </w:tc>
-        <w:tc>
-          <w:tcPr>
-            <w:tcW w:type="pct" w:w="2000"/>
-            <w:tcMar>
-              <w:top w:type="dxa" w:w="80"/>
-              <w:left w:type="dxa" w:w="100"/>
-              <w:bottom w:type="dxa" w:w="80"/>
-              <w:right w:type="dxa" w:w="100"/>
-            </w:tcMar>
-          </w:tcPr>
-          <w:p>
-            <w:r>
-              <w:t xml:space="preserve"/>
-            </w:r>
-          </w:p>
-          <w:p>
-            <w:r>
-              <w:t xml:space="preserve"/>
-            </w:r>
-          </w:p>
-          <w:p>
-            <w:r>
-              <w:t xml:space="preserve"/>
-            </w:r>
+                <w:sz w:val="19"/>
+                <w:szCs w:val="19"/>
+              </w:rPr>
+              <w:t xml:space="preserve">5</w:t>
+            </w:r>
+          </w:p>
+        </w:tc>
+        <w:tc>
+          <w:tcPr>
+            <w:tcMar>
+              <w:top w:type="dxa" w:w="70"/>
+              <w:left w:type="dxa" w:w="110"/>
+              <w:bottom w:type="dxa" w:w="70"/>
+              <w:right w:type="dxa" w:w="110"/>
+            </w:tcMar>
+          </w:tcPr>
+          <w:p>
+            <w:pPr>
+              <w:spacing w:after="0" w:before="0"/>
+            </w:pPr>
+          </w:p>
+        </w:tc>
+        <w:tc>
+          <w:tcPr>
+            <w:tcMar>
+              <w:top w:type="dxa" w:w="70"/>
+              <w:left w:type="dxa" w:w="110"/>
+              <w:bottom w:type="dxa" w:w="70"/>
+              <w:right w:type="dxa" w:w="110"/>
+            </w:tcMar>
+          </w:tcPr>
+          <w:p>
+            <w:pPr>
+              <w:spacing w:after="0" w:before="0"/>
+            </w:pPr>
+          </w:p>
+        </w:tc>
+        <w:tc>
+          <w:tcPr>
+            <w:tcMar>
+              <w:top w:type="dxa" w:w="70"/>
+              <w:left w:type="dxa" w:w="110"/>
+              <w:bottom w:type="dxa" w:w="70"/>
+              <w:right w:type="dxa" w:w="110"/>
+            </w:tcMar>
+          </w:tcPr>
+          <w:p>
+            <w:pPr>
+              <w:spacing w:after="0" w:before="0"/>
+            </w:pPr>
+          </w:p>
+        </w:tc>
+        <w:tc>
+          <w:tcPr>
+            <w:tcMar>
+              <w:top w:type="dxa" w:w="70"/>
+              <w:left w:type="dxa" w:w="110"/>
+              <w:bottom w:type="dxa" w:w="70"/>
+              <w:right w:type="dxa" w:w="110"/>
+            </w:tcMar>
+          </w:tcPr>
+          <w:p>
+            <w:pPr>
+              <w:spacing w:after="0" w:before="0"/>
+            </w:pPr>
+          </w:p>
+        </w:tc>
+        <w:tc>
+          <w:tcPr>
+            <w:tcMar>
+              <w:top w:type="dxa" w:w="70"/>
+              <w:left w:type="dxa" w:w="110"/>
+              <w:bottom w:type="dxa" w:w="70"/>
+              <w:right w:type="dxa" w:w="110"/>
+            </w:tcMar>
+          </w:tcPr>
+          <w:p>
+            <w:pPr>
+              <w:spacing w:after="0" w:before="0"/>
+            </w:pPr>
+          </w:p>
+        </w:tc>
+      </w:tr>
+      <w:tr>
+        <w:trPr>
+          <w:cantSplit/>
+          <w:trHeight w:val="560" w:hRule="atLeast"/>
+        </w:trPr>
+        <w:tc>
+          <w:tcPr>
+            <w:tcMar>
+              <w:top w:type="dxa" w:w="70"/>
+              <w:left w:type="dxa" w:w="110"/>
+              <w:bottom w:type="dxa" w:w="70"/>
+              <w:right w:type="dxa" w:w="110"/>
+            </w:tcMar>
+            <w:vAlign w:val="center"/>
+          </w:tcPr>
+          <w:p>
+            <w:pPr>
+              <w:spacing w:after="0" w:before="0"/>
+              <w:jc w:val="center"/>
+            </w:pPr>
+            <w:r>
+              <w:rPr>
+                <w:rFonts w:ascii="Calibri" w:cs="Calibri" w:eastAsia="Calibri" w:hAnsi="Calibri"/>
+                <w:color w:val="5A6B80"/>
+                <w:sz w:val="19"/>
+                <w:szCs w:val="19"/>
+              </w:rPr>
+              <w:t xml:space="preserve">6</w:t>
+            </w:r>
+          </w:p>
+        </w:tc>
+        <w:tc>
+          <w:tcPr>
+            <w:tcMar>
+              <w:top w:type="dxa" w:w="70"/>
+              <w:left w:type="dxa" w:w="110"/>
+              <w:bottom w:type="dxa" w:w="70"/>
+              <w:right w:type="dxa" w:w="110"/>
+            </w:tcMar>
+          </w:tcPr>
+          <w:p>
+            <w:pPr>
+              <w:spacing w:after="0" w:before="0"/>
+            </w:pPr>
+          </w:p>
+        </w:tc>
+        <w:tc>
+          <w:tcPr>
+            <w:tcMar>
+              <w:top w:type="dxa" w:w="70"/>
+              <w:left w:type="dxa" w:w="110"/>
+              <w:bottom w:type="dxa" w:w="70"/>
+              <w:right w:type="dxa" w:w="110"/>
+            </w:tcMar>
+          </w:tcPr>
+          <w:p>
+            <w:pPr>
+              <w:spacing w:after="0" w:before="0"/>
+            </w:pPr>
+          </w:p>
+        </w:tc>
+        <w:tc>
+          <w:tcPr>
+            <w:tcMar>
+              <w:top w:type="dxa" w:w="70"/>
+              <w:left w:type="dxa" w:w="110"/>
+              <w:bottom w:type="dxa" w:w="70"/>
+              <w:right w:type="dxa" w:w="110"/>
+            </w:tcMar>
+          </w:tcPr>
+          <w:p>
+            <w:pPr>
+              <w:spacing w:after="0" w:before="0"/>
+            </w:pPr>
+          </w:p>
+        </w:tc>
+        <w:tc>
+          <w:tcPr>
+            <w:tcMar>
+              <w:top w:type="dxa" w:w="70"/>
+              <w:left w:type="dxa" w:w="110"/>
+              <w:bottom w:type="dxa" w:w="70"/>
+              <w:right w:type="dxa" w:w="110"/>
+            </w:tcMar>
+          </w:tcPr>
+          <w:p>
+            <w:pPr>
+              <w:spacing w:after="0" w:before="0"/>
+            </w:pPr>
+          </w:p>
+        </w:tc>
+        <w:tc>
+          <w:tcPr>
+            <w:tcMar>
+              <w:top w:type="dxa" w:w="70"/>
+              <w:left w:type="dxa" w:w="110"/>
+              <w:bottom w:type="dxa" w:w="70"/>
+              <w:right w:type="dxa" w:w="110"/>
+            </w:tcMar>
+          </w:tcPr>
+          <w:p>
+            <w:pPr>
+              <w:spacing w:after="0" w:before="0"/>
+            </w:pPr>
+          </w:p>
+        </w:tc>
+      </w:tr>
+      <w:tr>
+        <w:trPr>
+          <w:cantSplit/>
+          <w:trHeight w:val="560" w:hRule="atLeast"/>
+        </w:trPr>
+        <w:tc>
+          <w:tcPr>
+            <w:tcMar>
+              <w:top w:type="dxa" w:w="70"/>
+              <w:left w:type="dxa" w:w="110"/>
+              <w:bottom w:type="dxa" w:w="70"/>
+              <w:right w:type="dxa" w:w="110"/>
+            </w:tcMar>
+            <w:vAlign w:val="center"/>
+          </w:tcPr>
+          <w:p>
+            <w:pPr>
+              <w:spacing w:after="0" w:before="0"/>
+              <w:jc w:val="center"/>
+            </w:pPr>
+            <w:r>
+              <w:rPr>
+                <w:rFonts w:ascii="Calibri" w:cs="Calibri" w:eastAsia="Calibri" w:hAnsi="Calibri"/>
+                <w:color w:val="5A6B80"/>
+                <w:sz w:val="19"/>
+                <w:szCs w:val="19"/>
+              </w:rPr>
+              <w:t xml:space="preserve">7</w:t>
+            </w:r>
+          </w:p>
+        </w:tc>
+        <w:tc>
+          <w:tcPr>
+            <w:tcMar>
+              <w:top w:type="dxa" w:w="70"/>
+              <w:left w:type="dxa" w:w="110"/>
+              <w:bottom w:type="dxa" w:w="70"/>
+              <w:right w:type="dxa" w:w="110"/>
+            </w:tcMar>
+          </w:tcPr>
+          <w:p>
+            <w:pPr>
+              <w:spacing w:after="0" w:before="0"/>
+            </w:pPr>
+          </w:p>
+        </w:tc>
+        <w:tc>
+          <w:tcPr>
+            <w:tcMar>
+              <w:top w:type="dxa" w:w="70"/>
+              <w:left w:type="dxa" w:w="110"/>
+              <w:bottom w:type="dxa" w:w="70"/>
+              <w:right w:type="dxa" w:w="110"/>
+            </w:tcMar>
+          </w:tcPr>
+          <w:p>
+            <w:pPr>
+              <w:spacing w:after="0" w:before="0"/>
+            </w:pPr>
+          </w:p>
+        </w:tc>
+        <w:tc>
+          <w:tcPr>
+            <w:tcMar>
+              <w:top w:type="dxa" w:w="70"/>
+              <w:left w:type="dxa" w:w="110"/>
+              <w:bottom w:type="dxa" w:w="70"/>
+              <w:right w:type="dxa" w:w="110"/>
+            </w:tcMar>
+          </w:tcPr>
+          <w:p>
+            <w:pPr>
+              <w:spacing w:after="0" w:before="0"/>
+            </w:pPr>
+          </w:p>
+        </w:tc>
+        <w:tc>
+          <w:tcPr>
+            <w:tcMar>
+              <w:top w:type="dxa" w:w="70"/>
+              <w:left w:type="dxa" w:w="110"/>
+              <w:bottom w:type="dxa" w:w="70"/>
+              <w:right w:type="dxa" w:w="110"/>
+            </w:tcMar>
+          </w:tcPr>
+          <w:p>
+            <w:pPr>
+              <w:spacing w:after="0" w:before="0"/>
+            </w:pPr>
+          </w:p>
+        </w:tc>
+        <w:tc>
+          <w:tcPr>
+            <w:tcMar>
+              <w:top w:type="dxa" w:w="70"/>
+              <w:left w:type="dxa" w:w="110"/>
+              <w:bottom w:type="dxa" w:w="70"/>
+              <w:right w:type="dxa" w:w="110"/>
+            </w:tcMar>
+          </w:tcPr>
+          <w:p>
+            <w:pPr>
+              <w:spacing w:after="0" w:before="0"/>
+            </w:pPr>
           </w:p>
         </w:tc>
       </w:tr>
     </w:tbl>
     <w:p>
       <w:pPr>
-        <w:pBdr>
-          <w:top w:val="single" w:color="E3E8EF" w:sz="4" w:space="6"/>
-        </w:pBdr>
-        <w:spacing w:before="300"/>
+        <w:keepNext/>
+        <w:spacing w:after="60" w:before="320"/>
       </w:pPr>
       <w:r>
         <w:rPr>
@@ -661,32 +1521,38 @@
           <w:b/>
           <w:bCs/>
           <w:color w:val="12314F"/>
-          <w:sz w:val="20"/>
-          <w:szCs w:val="20"/>
+          <w:sz w:val="17"/>
+          <w:szCs w:val="17"/>
         </w:rPr>
         <w:t xml:space="preserve">Textes de référence</w:t>
       </w:r>
     </w:p>
     <w:p>
       <w:pPr>
-        <w:pStyle w:val="ListParagraph"/>
-        <w:numPr>
-          <w:ilvl w:val="0"/>
-          <w:numId w:val="1"/>
-        </w:numPr>
+        <w:spacing w:after="30" w:before="0"/>
       </w:pPr>
       <w:r>
         <w:rPr>
           <w:rFonts w:ascii="Calibri" w:cs="Calibri" w:eastAsia="Calibri" w:hAnsi="Calibri"/>
-          <w:sz w:val="16"/>
-          <w:szCs w:val="16"/>
+          <w:color w:val="5A6B80"/>
+          <w:sz w:val="15"/>
+          <w:szCs w:val="15"/>
         </w:rPr>
-        <w:t xml:space="preserve">INRS, ED 6339, vérifications réglementaires des machines, appareils et accessoires de levage : https://www.inrs.fr/media.html?refINRS=ED%206339</w:t>
+        <w:t xml:space="preserve">INRS, ED 6339, vérifications réglementaires des machines, appareils et accessoires de levage · </w:t>
+      </w:r>
+      <w:r>
+        <w:rPr>
+          <w:rFonts w:ascii="Calibri" w:cs="Calibri" w:eastAsia="Calibri" w:hAnsi="Calibri"/>
+          <w:color w:val="12805F"/>
+          <w:sz w:val="15"/>
+          <w:szCs w:val="15"/>
+        </w:rPr>
+        <w:t xml:space="preserve">https://www.inrs.fr/media.html?refINRS=ED%206339</w:t>
       </w:r>
     </w:p>
     <w:p>
       <w:pPr>
-        <w:spacing w:before="200"/>
+        <w:spacing w:after="0" w:before="120"/>
       </w:pPr>
       <w:r>
         <w:rPr>
@@ -694,17 +1560,16 @@
           <w:i/>
           <w:iCs/>
           <w:color w:val="5A6B80"/>
-          <w:sz w:val="16"/>
-          <w:szCs w:val="16"/>
+          <w:sz w:val="15"/>
+          <w:szCs w:val="15"/>
         </w:rPr>
-        <w:t xml:space="preserve">Trame de travail construite à partir des textes cités, relevés le 2026-09-21. Le texte applicable et votre vérificateur restent la référence. Version en ligne, exemple rempli et mises à jour : https://modele-vgp.fr/modeles/fiche-levee-reserves/</w:t>
+        <w:t xml:space="preserve">Trame de travail construite à partir des textes cités, relevés le 2026-09-21. Le texte applicable et votre vérificateur restent la référence. Exemple rempli et mises à jour : https://modele-vgp.fr/modeles/fiche-levee-reserves/</w:t>
       </w:r>
     </w:p>
     <w:sectPr>
-      <w:headerReference w:type="default" r:id="rId6"/>
-      <w:footerReference w:type="default" r:id="rId7"/>
-      <w:pgSz w:w="11906" w:h="16838" w:orient="portrait"/>
-      <w:pgMar w:top="900" w:right="900" w:bottom="900" w:left="900" w:header="708" w:footer="708" w:gutter="0"/>
+      <w:footerReference w:type="default" r:id="rId6"/>
+      <w:pgSz w:w="16838" w:h="11906" w:orient="landscape"/>
+      <w:pgMar w:top="700" w:right="760" w:bottom="700" w:left="760" w:header="708" w:footer="360" w:gutter="0"/>
       <w:pgNumType/>
       <w:docGrid w:linePitch="360"/>
     </w:sectPr>
@@ -753,26 +1618,42 @@
 <w:ftr xmlns:wpc="http://schemas.microsoft.com/office/word/2010/wordprocessingCanvas" xmlns:mc="http://schemas.openxmlformats.org/markup-compatibility/2006" xmlns:o="urn:schemas-microsoft-com:office:office" xmlns:r="http://schemas.openxmlformats.org/officeDocument/2006/relationships" xmlns:m="http://schemas.openxmlformats.org/officeDocument/2006/math" xmlns:v="urn:schemas-microsoft-com:vml" xmlns:wp14="http://schemas.microsoft.com/office/word/2010/wordprocessingDrawing" xmlns:wp="http://schemas.openxmlformats.org/drawingml/2006/wordprocessingDrawing" xmlns:w10="urn:schemas-microsoft-com:office:word" xmlns:w="http://schemas.openxmlformats.org/wordprocessingml/2006/main" xmlns:w14="http://schemas.microsoft.com/office/word/2010/wordml" xmlns:w15="http://schemas.microsoft.com/office/word/2012/wordml" xmlns:wpg="http://schemas.microsoft.com/office/word/2010/wordprocessingGroup" xmlns:wpi="http://schemas.microsoft.com/office/word/2010/wordprocessingInk" xmlns:wne="http://schemas.microsoft.com/office/word/2006/wordml" xmlns:wps="http://schemas.microsoft.com/office/word/2010/wordprocessingShape">
   <w:p>
     <w:pPr>
-      <w:jc w:val="center"/>
+      <w:tabs>
+        <w:tab w:val="right" w:pos="15300"/>
+      </w:tabs>
     </w:pPr>
     <w:r>
       <w:rPr>
         <w:rFonts w:ascii="Calibri" w:cs="Calibri" w:eastAsia="Calibri" w:hAnsi="Calibri"/>
         <w:color w:val="5A6B80"/>
-        <w:sz w:val="16"/>
-        <w:szCs w:val="16"/>
+        <w:sz w:val="14"/>
+        <w:szCs w:val="14"/>
       </w:rPr>
-      <w:t xml:space="preserve">Trame gratuite modele-vgp.fr · modele-vgp.fr/modeles/fiche-levee-reserves/ · page </w:t>
+      <w:t xml:space="preserve">Suivi de levée des réserves · trame gratuite modele-vgp.fr/modeles/fiche-levee-reserves/</w:t>
     </w:r>
     <w:r>
       <w:rPr>
         <w:rFonts w:ascii="Calibri" w:cs="Calibri" w:eastAsia="Calibri" w:hAnsi="Calibri"/>
         <w:color w:val="5A6B80"/>
-        <w:sz w:val="16"/>
-        <w:szCs w:val="16"/>
+        <w:sz w:val="14"/>
+        <w:szCs w:val="14"/>
+      </w:rPr>
+      <w:t xml:space="preserve">	Page </w:t>
+    </w:r>
+    <w:r>
+      <w:rPr>
+        <w:rFonts w:ascii="Calibri" w:cs="Calibri" w:eastAsia="Calibri" w:hAnsi="Calibri"/>
+        <w:color w:val="5A6B80"/>
+        <w:sz w:val="14"/>
+        <w:szCs w:val="14"/>
       </w:rPr>
       <w:fldChar w:fldCharType="begin"/>
       <w:instrText xml:space="preserve">PAGE</w:instrText>
+      <w:fldChar w:fldCharType="separate"/>
+      <w:fldChar w:fldCharType="end"/>
+      <w:t xml:space="preserve"> / </w:t>
+      <w:fldChar w:fldCharType="begin"/>
+      <w:instrText xml:space="preserve">NUMPAGES</w:instrText>
       <w:fldChar w:fldCharType="separate"/>
       <w:fldChar w:fldCharType="end"/>
     </w:r>
@@ -815,25 +1696,6 @@
     </w:p>
   </w:footnote>
 </w:footnotes>
-</file>
-
-<file path=word/header1.xml><?xml version="1.0" encoding="utf-8"?>
-<w:hdr xmlns:wpc="http://schemas.microsoft.com/office/word/2010/wordprocessingCanvas" xmlns:mc="http://schemas.openxmlformats.org/markup-compatibility/2006" xmlns:o="urn:schemas-microsoft-com:office:office" xmlns:r="http://schemas.openxmlformats.org/officeDocument/2006/relationships" xmlns:m="http://schemas.openxmlformats.org/officeDocument/2006/math" xmlns:v="urn:schemas-microsoft-com:vml" xmlns:wp14="http://schemas.microsoft.com/office/word/2010/wordprocessingDrawing" xmlns:wp="http://schemas.openxmlformats.org/drawingml/2006/wordprocessingDrawing" xmlns:w10="urn:schemas-microsoft-com:office:word" xmlns:w="http://schemas.openxmlformats.org/wordprocessingml/2006/main" xmlns:w14="http://schemas.microsoft.com/office/word/2010/wordml" xmlns:w15="http://schemas.microsoft.com/office/word/2012/wordml" xmlns:wpg="http://schemas.microsoft.com/office/word/2010/wordprocessingGroup" xmlns:wpi="http://schemas.microsoft.com/office/word/2010/wordprocessingInk" xmlns:wne="http://schemas.microsoft.com/office/word/2006/wordml" xmlns:wps="http://schemas.microsoft.com/office/word/2010/wordprocessingShape" xmlns:cx="http://schemas.microsoft.com/office/drawing/2014/chartex" xmlns:cx1="http://schemas.microsoft.com/office/drawing/2015/9/8/chartex" xmlns:cx2="http://schemas.microsoft.com/office/drawing/2015/10/21/chartex" xmlns:cx3="http://schemas.microsoft.com/office/drawing/2016/5/9/chartex" xmlns:cx4="http://schemas.microsoft.com/office/drawing/2016/5/10/chartex" xmlns:cx5="http://schemas.microsoft.com/office/drawing/2016/5/11/chartex" xmlns:cx6="http://schemas.microsoft.com/office/drawing/2016/5/12/chartex" xmlns:cx7="http://schemas.microsoft.com/office/drawing/2016/5/13/chartex" xmlns:cx8="http://schemas.microsoft.com/office/drawing/2016/5/14/chartex" xmlns:w16cid="http://schemas.microsoft.com/office/word/2016/wordml/cid" xmlns:w16se="http://schemas.microsoft.com/office/word/2015/wordml/symex">
-  <w:p>
-    <w:pPr>
-      <w:jc w:val="right"/>
-    </w:pPr>
-    <w:r>
-      <w:rPr>
-        <w:rFonts w:ascii="Calibri" w:cs="Calibri" w:eastAsia="Calibri" w:hAnsi="Calibri"/>
-        <w:color w:val="5A6B80"/>
-        <w:sz w:val="16"/>
-        <w:szCs w:val="16"/>
-      </w:rPr>
-      <w:t xml:space="preserve">Suivi de levée des réserves · trame de travail</w:t>
-    </w:r>
-  </w:p>
-</w:hdr>
 </file>
 
 <file path=word/numbering.xml><?xml version="1.0" encoding="utf-8"?>
@@ -937,8 +1799,8 @@
     <w:rPrDefault>
       <w:rPr>
         <w:rFonts w:ascii="Calibri" w:cs="Calibri" w:eastAsia="Calibri" w:hAnsi="Calibri"/>
-        <w:sz w:val="20"/>
-        <w:szCs w:val="20"/>
+        <w:sz w:val="19"/>
+        <w:szCs w:val="19"/>
       </w:rPr>
     </w:rPrDefault>
     <w:pPrDefault/>
